--- a/round1/output/docx_sections/DOCE Supervisors.docx
+++ b/round1/output/docx_sections/DOCE Supervisors.docx
@@ -8,7 +8,7 @@
       </w:pPr>
       <w:r>
         <w:rPr>
-          <w:rFonts w:ascii="Aptos Display" w:hAnsi="Aptos Display"/>
+          <w:rFonts w:ascii="Aptos" w:hAnsi="Aptos"/>
           <w:b w:val="0"/>
           <w:i w:val="0"/>
           <w:color w:val="0F4761"/>
@@ -18,7 +18,7 @@
       </w:r>
       <w:r>
         <w:rPr>
-          <w:rFonts w:ascii="Aptos Display" w:hAnsi="Aptos Display"/>
+          <w:rFonts w:ascii="Aptos" w:hAnsi="Aptos"/>
           <w:b w:val="0"/>
           <w:i w:val="0"/>
           <w:color w:val="0F4761"/>
@@ -31,7 +31,7 @@
       <w:pPr/>
       <w:r>
         <w:rPr>
-          <w:rFonts w:ascii="Arial" w:hAnsi="Arial"/>
+          <w:rFonts w:ascii="Aptos" w:hAnsi="Aptos"/>
           <w:b w:val="0"/>
           <w:i/>
           <w:color w:val="000000"/>
@@ -44,7 +44,7 @@
       <w:pPr/>
       <w:r>
         <w:rPr>
-          <w:rFonts w:ascii="Arial" w:hAnsi="Arial"/>
+          <w:rFonts w:ascii="Aptos" w:hAnsi="Aptos"/>
           <w:b/>
           <w:i w:val="0"/>
           <w:color w:val="000000"/>
@@ -54,7 +54,7 @@
       </w:r>
       <w:r>
         <w:rPr>
-          <w:rFonts w:ascii="Arial" w:hAnsi="Arial"/>
+          <w:rFonts w:ascii="Aptos" w:hAnsi="Aptos"/>
           <w:b w:val="0"/>
           <w:i/>
           <w:color w:val="000000"/>
@@ -67,7 +67,7 @@
       <w:pPr/>
       <w:r>
         <w:rPr>
-          <w:rFonts w:ascii="Arial" w:hAnsi="Arial"/>
+          <w:rFonts w:ascii="Aptos" w:hAnsi="Aptos"/>
           <w:b/>
           <w:i w:val="0"/>
           <w:color w:val="000000"/>
@@ -80,7 +80,7 @@
       <w:pPr/>
       <w:r>
         <w:rPr>
-          <w:rFonts w:ascii="Arial" w:hAnsi="Arial"/>
+          <w:rFonts w:ascii="Aptos" w:hAnsi="Aptos"/>
           <w:b/>
           <w:i w:val="0"/>
           <w:color w:val="000000"/>
@@ -90,7 +90,7 @@
       </w:r>
       <w:r>
         <w:rPr>
-          <w:rFonts w:ascii="Arial" w:hAnsi="Arial"/>
+          <w:rFonts w:ascii="Aptos" w:hAnsi="Aptos"/>
           <w:b w:val="0"/>
           <w:i w:val="0"/>
           <w:color w:val="000000"/>
@@ -120,7 +120,7 @@
       </w:pPr>
       <w:r>
         <w:rPr>
-          <w:rFonts w:ascii="Arial" w:hAnsi="Arial"/>
+          <w:rFonts w:ascii="Aptos" w:hAnsi="Aptos"/>
           <w:b/>
           <w:i w:val="0"/>
           <w:color w:val="000000"/>
@@ -130,7 +130,7 @@
       </w:r>
       <w:r>
         <w:rPr>
-          <w:rFonts w:ascii="Arial" w:hAnsi="Arial"/>
+          <w:rFonts w:ascii="Aptos" w:hAnsi="Aptos"/>
           <w:b w:val="0"/>
           <w:i w:val="0"/>
           <w:color w:val="000000"/>
@@ -145,7 +145,7 @@
       </w:pPr>
       <w:r>
         <w:rPr>
-          <w:rFonts w:ascii="Arial" w:hAnsi="Arial"/>
+          <w:rFonts w:ascii="Aptos" w:hAnsi="Aptos"/>
           <w:b/>
           <w:i w:val="0"/>
           <w:color w:val="000000"/>
@@ -155,7 +155,7 @@
       </w:r>
       <w:r>
         <w:rPr>
-          <w:rFonts w:ascii="Arial" w:hAnsi="Arial"/>
+          <w:rFonts w:ascii="Aptos" w:hAnsi="Aptos"/>
           <w:b w:val="0"/>
           <w:i w:val="0"/>
           <w:color w:val="000000"/>
@@ -170,7 +170,7 @@
       </w:pPr>
       <w:r>
         <w:rPr>
-          <w:rFonts w:ascii="Arial" w:hAnsi="Arial"/>
+          <w:rFonts w:ascii="Aptos" w:hAnsi="Aptos"/>
           <w:b/>
           <w:i w:val="0"/>
           <w:color w:val="000000"/>
@@ -180,7 +180,7 @@
       </w:r>
       <w:r>
         <w:rPr>
-          <w:rFonts w:ascii="Arial" w:hAnsi="Arial"/>
+          <w:rFonts w:ascii="Aptos" w:hAnsi="Aptos"/>
           <w:b w:val="0"/>
           <w:i w:val="0"/>
           <w:color w:val="000000"/>
@@ -195,7 +195,7 @@
       </w:pPr>
       <w:r>
         <w:rPr>
-          <w:rFonts w:ascii="Arial" w:hAnsi="Arial"/>
+          <w:rFonts w:ascii="Aptos" w:hAnsi="Aptos"/>
           <w:b/>
           <w:i w:val="0"/>
           <w:color w:val="000000"/>
@@ -205,7 +205,7 @@
       </w:r>
       <w:r>
         <w:rPr>
-          <w:rFonts w:ascii="Arial" w:hAnsi="Arial"/>
+          <w:rFonts w:ascii="Aptos" w:hAnsi="Aptos"/>
           <w:b w:val="0"/>
           <w:i w:val="0"/>
           <w:color w:val="000000"/>
@@ -220,7 +220,7 @@
       </w:pPr>
       <w:r>
         <w:rPr>
-          <w:rFonts w:ascii="Arial" w:hAnsi="Arial"/>
+          <w:rFonts w:ascii="Aptos" w:hAnsi="Aptos"/>
           <w:b/>
           <w:i w:val="0"/>
           <w:color w:val="000000"/>
@@ -230,7 +230,7 @@
       </w:r>
       <w:r>
         <w:rPr>
-          <w:rFonts w:ascii="Arial" w:hAnsi="Arial"/>
+          <w:rFonts w:ascii="Aptos" w:hAnsi="Aptos"/>
           <w:b w:val="0"/>
           <w:i w:val="0"/>
           <w:color w:val="000000"/>
@@ -245,7 +245,7 @@
       </w:pPr>
       <w:r>
         <w:rPr>
-          <w:rFonts w:ascii="Arial" w:hAnsi="Arial"/>
+          <w:rFonts w:ascii="Aptos" w:hAnsi="Aptos"/>
           <w:b/>
           <w:i w:val="0"/>
           <w:color w:val="000000"/>
@@ -255,7 +255,7 @@
       </w:r>
       <w:r>
         <w:rPr>
-          <w:rFonts w:ascii="Arial" w:hAnsi="Arial"/>
+          <w:rFonts w:ascii="Aptos" w:hAnsi="Aptos"/>
           <w:b w:val="0"/>
           <w:i w:val="0"/>
           <w:color w:val="000000"/>
@@ -270,7 +270,7 @@
       </w:pPr>
       <w:r>
         <w:rPr>
-          <w:rFonts w:ascii="Arial" w:hAnsi="Arial"/>
+          <w:rFonts w:ascii="Aptos" w:hAnsi="Aptos"/>
           <w:b/>
           <w:i w:val="0"/>
           <w:color w:val="000000"/>
@@ -280,7 +280,7 @@
       </w:r>
       <w:r>
         <w:rPr>
-          <w:rFonts w:ascii="Arial" w:hAnsi="Arial"/>
+          <w:rFonts w:ascii="Aptos" w:hAnsi="Aptos"/>
           <w:b w:val="0"/>
           <w:i w:val="0"/>
           <w:color w:val="000000"/>
@@ -295,7 +295,7 @@
       </w:pPr>
       <w:r>
         <w:rPr>
-          <w:rFonts w:ascii="Arial" w:hAnsi="Arial"/>
+          <w:rFonts w:ascii="Aptos" w:hAnsi="Aptos"/>
           <w:b/>
           <w:i w:val="0"/>
           <w:color w:val="000000"/>
@@ -305,7 +305,7 @@
       </w:r>
       <w:r>
         <w:rPr>
-          <w:rFonts w:ascii="Arial" w:hAnsi="Arial"/>
+          <w:rFonts w:ascii="Aptos" w:hAnsi="Aptos"/>
           <w:b w:val="0"/>
           <w:i w:val="0"/>
           <w:color w:val="000000"/>
@@ -320,7 +320,7 @@
       </w:pPr>
       <w:r>
         <w:rPr>
-          <w:rFonts w:ascii="Arial" w:hAnsi="Arial"/>
+          <w:rFonts w:ascii="Aptos" w:hAnsi="Aptos"/>
           <w:b/>
           <w:i w:val="0"/>
           <w:color w:val="000000"/>
@@ -330,7 +330,7 @@
       </w:r>
       <w:r>
         <w:rPr>
-          <w:rFonts w:ascii="Arial" w:hAnsi="Arial"/>
+          <w:rFonts w:ascii="Aptos" w:hAnsi="Aptos"/>
           <w:b w:val="0"/>
           <w:i w:val="0"/>
           <w:color w:val="000000"/>
@@ -345,7 +345,7 @@
       </w:pPr>
       <w:r>
         <w:rPr>
-          <w:rFonts w:ascii="Arial" w:hAnsi="Arial"/>
+          <w:rFonts w:ascii="Aptos" w:hAnsi="Aptos"/>
           <w:b/>
           <w:i w:val="0"/>
           <w:color w:val="000000"/>
@@ -355,7 +355,7 @@
       </w:r>
       <w:r>
         <w:rPr>
-          <w:rFonts w:ascii="Arial" w:hAnsi="Arial"/>
+          <w:rFonts w:ascii="Aptos" w:hAnsi="Aptos"/>
           <w:b w:val="0"/>
           <w:i w:val="0"/>
           <w:color w:val="000000"/>
@@ -370,7 +370,7 @@
       </w:pPr>
       <w:r>
         <w:rPr>
-          <w:rFonts w:ascii="Arial" w:hAnsi="Arial"/>
+          <w:rFonts w:ascii="Aptos" w:hAnsi="Aptos"/>
           <w:b/>
           <w:i w:val="0"/>
           <w:color w:val="000000"/>
@@ -380,7 +380,7 @@
       </w:r>
       <w:r>
         <w:rPr>
-          <w:rFonts w:ascii="Arial" w:hAnsi="Arial"/>
+          <w:rFonts w:ascii="Aptos" w:hAnsi="Aptos"/>
           <w:b w:val="0"/>
           <w:i w:val="0"/>
           <w:color w:val="000000"/>
@@ -395,7 +395,7 @@
       </w:pPr>
       <w:r>
         <w:rPr>
-          <w:rFonts w:ascii="Arial" w:hAnsi="Arial"/>
+          <w:rFonts w:ascii="Aptos" w:hAnsi="Aptos"/>
           <w:b/>
           <w:i w:val="0"/>
           <w:color w:val="000000"/>
@@ -405,7 +405,7 @@
       </w:r>
       <w:r>
         <w:rPr>
-          <w:rFonts w:ascii="Arial" w:hAnsi="Arial"/>
+          <w:rFonts w:ascii="Aptos" w:hAnsi="Aptos"/>
           <w:b w:val="0"/>
           <w:i w:val="0"/>
           <w:color w:val="000000"/>
@@ -420,7 +420,7 @@
       </w:pPr>
       <w:r>
         <w:rPr>
-          <w:rFonts w:ascii="Arial" w:hAnsi="Arial"/>
+          <w:rFonts w:ascii="Aptos" w:hAnsi="Aptos"/>
           <w:b/>
           <w:i w:val="0"/>
           <w:color w:val="000000"/>
@@ -430,7 +430,7 @@
       </w:r>
       <w:r>
         <w:rPr>
-          <w:rFonts w:ascii="Arial" w:hAnsi="Arial"/>
+          <w:rFonts w:ascii="Aptos" w:hAnsi="Aptos"/>
           <w:b w:val="0"/>
           <w:i w:val="0"/>
           <w:color w:val="000000"/>
@@ -460,7 +460,7 @@
       </w:pPr>
       <w:r>
         <w:rPr>
-          <w:rFonts w:ascii="Arial" w:hAnsi="Arial"/>
+          <w:rFonts w:ascii="Aptos" w:hAnsi="Aptos"/>
           <w:b/>
           <w:i w:val="0"/>
           <w:color w:val="000000"/>
@@ -470,7 +470,7 @@
       </w:r>
       <w:r>
         <w:rPr>
-          <w:rFonts w:ascii="Arial" w:hAnsi="Arial"/>
+          <w:rFonts w:ascii="Aptos" w:hAnsi="Aptos"/>
           <w:b w:val="0"/>
           <w:i w:val="0"/>
           <w:color w:val="000000"/>
@@ -485,7 +485,7 @@
       </w:pPr>
       <w:r>
         <w:rPr>
-          <w:rFonts w:ascii="Arial" w:hAnsi="Arial"/>
+          <w:rFonts w:ascii="Aptos" w:hAnsi="Aptos"/>
           <w:b w:val="0"/>
           <w:i w:val="0"/>
           <w:color w:val="000000"/>
@@ -500,7 +500,7 @@
       </w:pPr>
       <w:r>
         <w:rPr>
-          <w:rFonts w:ascii="Arial" w:hAnsi="Arial"/>
+          <w:rFonts w:ascii="Aptos" w:hAnsi="Aptos"/>
           <w:b w:val="0"/>
           <w:i w:val="0"/>
           <w:color w:val="000000"/>
@@ -515,7 +515,7 @@
       </w:pPr>
       <w:r>
         <w:rPr>
-          <w:rFonts w:ascii="Arial" w:hAnsi="Arial"/>
+          <w:rFonts w:ascii="Aptos" w:hAnsi="Aptos"/>
           <w:b w:val="0"/>
           <w:i w:val="0"/>
           <w:color w:val="000000"/>
@@ -530,7 +530,7 @@
       </w:pPr>
       <w:r>
         <w:rPr>
-          <w:rFonts w:ascii="Arial" w:hAnsi="Arial"/>
+          <w:rFonts w:ascii="Aptos" w:hAnsi="Aptos"/>
           <w:b w:val="0"/>
           <w:i w:val="0"/>
           <w:color w:val="000000"/>
@@ -545,7 +545,7 @@
       </w:pPr>
       <w:r>
         <w:rPr>
-          <w:rFonts w:ascii="Arial" w:hAnsi="Arial"/>
+          <w:rFonts w:ascii="Aptos" w:hAnsi="Aptos"/>
           <w:b w:val="0"/>
           <w:i w:val="0"/>
           <w:color w:val="000000"/>
@@ -560,7 +560,7 @@
       </w:pPr>
       <w:r>
         <w:rPr>
-          <w:rFonts w:ascii="Arial" w:hAnsi="Arial"/>
+          <w:rFonts w:ascii="Aptos" w:hAnsi="Aptos"/>
           <w:b w:val="0"/>
           <w:i w:val="0"/>
           <w:color w:val="000000"/>
@@ -575,7 +575,7 @@
       </w:pPr>
       <w:r>
         <w:rPr>
-          <w:rFonts w:ascii="Arial" w:hAnsi="Arial"/>
+          <w:rFonts w:ascii="Aptos" w:hAnsi="Aptos"/>
           <w:b w:val="0"/>
           <w:i w:val="0"/>
           <w:color w:val="000000"/>
@@ -590,7 +590,7 @@
       </w:pPr>
       <w:r>
         <w:rPr>
-          <w:rFonts w:ascii="Arial" w:hAnsi="Arial"/>
+          <w:rFonts w:ascii="Aptos" w:hAnsi="Aptos"/>
           <w:b w:val="0"/>
           <w:i w:val="0"/>
           <w:color w:val="000000"/>
@@ -605,7 +605,7 @@
       </w:pPr>
       <w:r>
         <w:rPr>
-          <w:rFonts w:ascii="Arial" w:hAnsi="Arial"/>
+          <w:rFonts w:ascii="Aptos" w:hAnsi="Aptos"/>
           <w:b w:val="0"/>
           <w:i w:val="0"/>
           <w:color w:val="000000"/>
@@ -620,7 +620,7 @@
       </w:pPr>
       <w:r>
         <w:rPr>
-          <w:rFonts w:ascii="Arial" w:hAnsi="Arial"/>
+          <w:rFonts w:ascii="Aptos" w:hAnsi="Aptos"/>
           <w:b w:val="0"/>
           <w:i w:val="0"/>
           <w:color w:val="000000"/>
@@ -635,7 +635,7 @@
       </w:pPr>
       <w:r>
         <w:rPr>
-          <w:rFonts w:ascii="Arial" w:hAnsi="Arial"/>
+          <w:rFonts w:ascii="Aptos" w:hAnsi="Aptos"/>
           <w:b w:val="0"/>
           <w:i w:val="0"/>
           <w:color w:val="000000"/>
@@ -650,7 +650,7 @@
       </w:pPr>
       <w:r>
         <w:rPr>
-          <w:rFonts w:ascii="Arial" w:hAnsi="Arial"/>
+          <w:rFonts w:ascii="Aptos" w:hAnsi="Aptos"/>
           <w:b/>
           <w:i w:val="0"/>
           <w:color w:val="000000"/>
@@ -665,7 +665,7 @@
       </w:pPr>
       <w:r>
         <w:rPr>
-          <w:rFonts w:ascii="Arial" w:hAnsi="Arial"/>
+          <w:rFonts w:ascii="Aptos" w:hAnsi="Aptos"/>
           <w:b w:val="0"/>
           <w:i w:val="0"/>
           <w:color w:val="000000"/>
@@ -680,7 +680,7 @@
       </w:pPr>
       <w:r>
         <w:rPr>
-          <w:rFonts w:ascii="Arial" w:hAnsi="Arial"/>
+          <w:rFonts w:ascii="Aptos" w:hAnsi="Aptos"/>
           <w:b w:val="0"/>
           <w:i w:val="0"/>
           <w:color w:val="000000"/>
@@ -695,7 +695,7 @@
       </w:pPr>
       <w:r>
         <w:rPr>
-          <w:rFonts w:ascii="Arial" w:hAnsi="Arial"/>
+          <w:rFonts w:ascii="Aptos" w:hAnsi="Aptos"/>
           <w:b w:val="0"/>
           <w:i w:val="0"/>
           <w:color w:val="000000"/>
@@ -710,7 +710,7 @@
       </w:pPr>
       <w:r>
         <w:rPr>
-          <w:rFonts w:ascii="Arial" w:hAnsi="Arial"/>
+          <w:rFonts w:ascii="Aptos" w:hAnsi="Aptos"/>
           <w:b w:val="0"/>
           <w:i w:val="0"/>
           <w:color w:val="000000"/>
@@ -725,7 +725,7 @@
       </w:pPr>
       <w:r>
         <w:rPr>
-          <w:rFonts w:ascii="Arial" w:hAnsi="Arial"/>
+          <w:rFonts w:ascii="Aptos" w:hAnsi="Aptos"/>
           <w:b w:val="0"/>
           <w:i w:val="0"/>
           <w:color w:val="000000"/>
@@ -740,7 +740,7 @@
       </w:pPr>
       <w:r>
         <w:rPr>
-          <w:rFonts w:ascii="Arial" w:hAnsi="Arial"/>
+          <w:rFonts w:ascii="Aptos" w:hAnsi="Aptos"/>
           <w:b w:val="0"/>
           <w:i w:val="0"/>
           <w:color w:val="000000"/>
@@ -755,7 +755,7 @@
       </w:pPr>
       <w:r>
         <w:rPr>
-          <w:rFonts w:ascii="Arial" w:hAnsi="Arial"/>
+          <w:rFonts w:ascii="Aptos" w:hAnsi="Aptos"/>
           <w:b w:val="0"/>
           <w:i w:val="0"/>
           <w:color w:val="000000"/>
@@ -770,7 +770,7 @@
       </w:pPr>
       <w:r>
         <w:rPr>
-          <w:rFonts w:ascii="Arial" w:hAnsi="Arial"/>
+          <w:rFonts w:ascii="Aptos" w:hAnsi="Aptos"/>
           <w:b w:val="0"/>
           <w:i w:val="0"/>
           <w:color w:val="000000"/>
@@ -785,7 +785,7 @@
       </w:pPr>
       <w:r>
         <w:rPr>
-          <w:rFonts w:ascii="Arial" w:hAnsi="Arial"/>
+          <w:rFonts w:ascii="Aptos" w:hAnsi="Aptos"/>
           <w:b w:val="0"/>
           <w:i w:val="0"/>
           <w:color w:val="000000"/>
@@ -800,7 +800,7 @@
       </w:pPr>
       <w:r>
         <w:rPr>
-          <w:rFonts w:ascii="Arial" w:hAnsi="Arial"/>
+          <w:rFonts w:ascii="Aptos" w:hAnsi="Aptos"/>
           <w:b w:val="0"/>
           <w:i w:val="0"/>
           <w:color w:val="000000"/>
@@ -815,7 +815,7 @@
       </w:pPr>
       <w:r>
         <w:rPr>
-          <w:rFonts w:ascii="Arial" w:hAnsi="Arial"/>
+          <w:rFonts w:ascii="Aptos" w:hAnsi="Aptos"/>
           <w:b w:val="0"/>
           <w:i w:val="0"/>
           <w:color w:val="000000"/>
@@ -830,7 +830,7 @@
       </w:pPr>
       <w:r>
         <w:rPr>
-          <w:rFonts w:ascii="Arial" w:hAnsi="Arial"/>
+          <w:rFonts w:ascii="Aptos" w:hAnsi="Aptos"/>
           <w:b w:val="0"/>
           <w:i w:val="0"/>
           <w:color w:val="000000"/>
@@ -845,7 +845,7 @@
       </w:pPr>
       <w:r>
         <w:rPr>
-          <w:rFonts w:ascii="Arial" w:hAnsi="Arial"/>
+          <w:rFonts w:ascii="Aptos" w:hAnsi="Aptos"/>
           <w:b w:val="0"/>
           <w:i w:val="0"/>
           <w:color w:val="000000"/>
@@ -860,13 +860,23 @@
       </w:pPr>
       <w:r>
         <w:rPr>
-          <w:rFonts w:ascii="Arial" w:hAnsi="Arial"/>
+          <w:rFonts w:ascii="Aptos" w:hAnsi="Aptos"/>
           <w:b/>
           <w:i w:val="0"/>
           <w:color w:val="000000"/>
           <w:sz w:val="22"/>
         </w:rPr>
-        <w:t>Case Management:</w:t>
+        <w:t>Case Management</w:t>
+      </w:r>
+      <w:r>
+        <w:rPr>
+          <w:rFonts w:ascii="Aptos" w:hAnsi="Aptos"/>
+          <w:b/>
+          <w:i w:val="0"/>
+          <w:color w:val="000000"/>
+          <w:sz w:val="22"/>
+        </w:rPr>
+        <w:t>:</w:t>
       </w:r>
     </w:p>
     <w:p>
@@ -875,7 +885,7 @@
       </w:pPr>
       <w:r>
         <w:rPr>
-          <w:rFonts w:ascii="Arial" w:hAnsi="Arial"/>
+          <w:rFonts w:ascii="Aptos" w:hAnsi="Aptos"/>
           <w:b w:val="0"/>
           <w:i w:val="0"/>
           <w:color w:val="000000"/>
@@ -890,7 +900,7 @@
       </w:pPr>
       <w:r>
         <w:rPr>
-          <w:rFonts w:ascii="Arial" w:hAnsi="Arial"/>
+          <w:rFonts w:ascii="Aptos" w:hAnsi="Aptos"/>
           <w:b w:val="0"/>
           <w:i w:val="0"/>
           <w:color w:val="000000"/>
@@ -905,7 +915,7 @@
       </w:pPr>
       <w:r>
         <w:rPr>
-          <w:rFonts w:ascii="Arial" w:hAnsi="Arial"/>
+          <w:rFonts w:ascii="Aptos" w:hAnsi="Aptos"/>
           <w:b w:val="0"/>
           <w:i w:val="0"/>
           <w:color w:val="000000"/>
@@ -920,7 +930,7 @@
       </w:pPr>
       <w:r>
         <w:rPr>
-          <w:rFonts w:ascii="Arial" w:hAnsi="Arial"/>
+          <w:rFonts w:ascii="Aptos" w:hAnsi="Aptos"/>
           <w:b w:val="0"/>
           <w:i w:val="0"/>
           <w:color w:val="000000"/>
@@ -935,7 +945,7 @@
       </w:pPr>
       <w:r>
         <w:rPr>
-          <w:rFonts w:ascii="Arial" w:hAnsi="Arial"/>
+          <w:rFonts w:ascii="Aptos" w:hAnsi="Aptos"/>
           <w:b w:val="0"/>
           <w:i w:val="0"/>
           <w:color w:val="000000"/>
@@ -950,7 +960,7 @@
       </w:pPr>
       <w:r>
         <w:rPr>
-          <w:rFonts w:ascii="Arial" w:hAnsi="Arial"/>
+          <w:rFonts w:ascii="Aptos" w:hAnsi="Aptos"/>
           <w:b w:val="0"/>
           <w:i w:val="0"/>
           <w:color w:val="000000"/>
@@ -965,7 +975,7 @@
       </w:pPr>
       <w:r>
         <w:rPr>
-          <w:rFonts w:ascii="Arial" w:hAnsi="Arial"/>
+          <w:rFonts w:ascii="Aptos" w:hAnsi="Aptos"/>
           <w:b w:val="0"/>
           <w:i w:val="0"/>
           <w:color w:val="000000"/>
@@ -980,7 +990,7 @@
       </w:pPr>
       <w:r>
         <w:rPr>
-          <w:rFonts w:ascii="Arial" w:hAnsi="Arial"/>
+          <w:rFonts w:ascii="Aptos" w:hAnsi="Aptos"/>
           <w:b w:val="0"/>
           <w:i w:val="0"/>
           <w:color w:val="000000"/>
@@ -995,7 +1005,7 @@
       </w:pPr>
       <w:r>
         <w:rPr>
-          <w:rFonts w:ascii="Arial" w:hAnsi="Arial"/>
+          <w:rFonts w:ascii="Aptos" w:hAnsi="Aptos"/>
           <w:b w:val="0"/>
           <w:i w:val="0"/>
           <w:color w:val="000000"/>
@@ -1010,7 +1020,7 @@
       </w:pPr>
       <w:r>
         <w:rPr>
-          <w:rFonts w:ascii="Arial" w:hAnsi="Arial"/>
+          <w:rFonts w:ascii="Aptos" w:hAnsi="Aptos"/>
           <w:b w:val="0"/>
           <w:i w:val="0"/>
           <w:color w:val="000000"/>
@@ -1025,7 +1035,7 @@
       </w:pPr>
       <w:r>
         <w:rPr>
-          <w:rFonts w:ascii="Arial" w:hAnsi="Arial"/>
+          <w:rFonts w:ascii="Aptos" w:hAnsi="Aptos"/>
           <w:b w:val="0"/>
           <w:i w:val="0"/>
           <w:color w:val="000000"/>
@@ -1040,7 +1050,7 @@
       </w:pPr>
       <w:r>
         <w:rPr>
-          <w:rFonts w:ascii="Arial" w:hAnsi="Arial"/>
+          <w:rFonts w:ascii="Aptos" w:hAnsi="Aptos"/>
           <w:b w:val="0"/>
           <w:i w:val="0"/>
           <w:color w:val="000000"/>
@@ -1055,7 +1065,7 @@
       </w:pPr>
       <w:r>
         <w:rPr>
-          <w:rFonts w:ascii="Arial" w:hAnsi="Arial"/>
+          <w:rFonts w:ascii="Aptos" w:hAnsi="Aptos"/>
           <w:b w:val="0"/>
           <w:i w:val="0"/>
           <w:color w:val="000000"/>
@@ -1070,7 +1080,7 @@
       </w:pPr>
       <w:r>
         <w:rPr>
-          <w:rFonts w:ascii="Arial" w:hAnsi="Arial"/>
+          <w:rFonts w:ascii="Aptos" w:hAnsi="Aptos"/>
           <w:b w:val="0"/>
           <w:i w:val="0"/>
           <w:color w:val="000000"/>
@@ -1085,7 +1095,7 @@
       </w:pPr>
       <w:r>
         <w:rPr>
-          <w:rFonts w:ascii="Arial" w:hAnsi="Arial"/>
+          <w:rFonts w:ascii="Aptos" w:hAnsi="Aptos"/>
           <w:b w:val="0"/>
           <w:i w:val="0"/>
           <w:color w:val="000000"/>
@@ -1100,7 +1110,7 @@
       </w:pPr>
       <w:r>
         <w:rPr>
-          <w:rFonts w:ascii="Arial" w:hAnsi="Arial"/>
+          <w:rFonts w:ascii="Aptos" w:hAnsi="Aptos"/>
           <w:b w:val="0"/>
           <w:i w:val="0"/>
           <w:color w:val="000000"/>
@@ -1115,7 +1125,7 @@
       </w:pPr>
       <w:r>
         <w:rPr>
-          <w:rFonts w:ascii="Arial" w:hAnsi="Arial"/>
+          <w:rFonts w:ascii="Aptos" w:hAnsi="Aptos"/>
           <w:b w:val="0"/>
           <w:i w:val="0"/>
           <w:color w:val="000000"/>
@@ -1130,7 +1140,7 @@
       </w:pPr>
       <w:r>
         <w:rPr>
-          <w:rFonts w:ascii="Arial" w:hAnsi="Arial"/>
+          <w:rFonts w:ascii="Aptos" w:hAnsi="Aptos"/>
           <w:b/>
           <w:i w:val="0"/>
           <w:color w:val="000000"/>
@@ -1145,7 +1155,7 @@
       </w:pPr>
       <w:r>
         <w:rPr>
-          <w:rFonts w:ascii="Arial" w:hAnsi="Arial"/>
+          <w:rFonts w:ascii="Aptos" w:hAnsi="Aptos"/>
           <w:b w:val="0"/>
           <w:i w:val="0"/>
           <w:color w:val="000000"/>
@@ -1160,7 +1170,7 @@
       </w:pPr>
       <w:r>
         <w:rPr>
-          <w:rFonts w:ascii="Arial" w:hAnsi="Arial"/>
+          <w:rFonts w:ascii="Aptos" w:hAnsi="Aptos"/>
           <w:b w:val="0"/>
           <w:i w:val="0"/>
           <w:color w:val="000000"/>
@@ -1175,7 +1185,7 @@
       </w:pPr>
       <w:r>
         <w:rPr>
-          <w:rFonts w:ascii="Arial" w:hAnsi="Arial"/>
+          <w:rFonts w:ascii="Aptos" w:hAnsi="Aptos"/>
           <w:b w:val="0"/>
           <w:i w:val="0"/>
           <w:color w:val="000000"/>
@@ -1190,7 +1200,7 @@
       </w:pPr>
       <w:r>
         <w:rPr>
-          <w:rFonts w:ascii="Arial" w:hAnsi="Arial"/>
+          <w:rFonts w:ascii="Aptos" w:hAnsi="Aptos"/>
           <w:b w:val="0"/>
           <w:i w:val="0"/>
           <w:color w:val="000000"/>
@@ -1205,7 +1215,7 @@
       </w:pPr>
       <w:r>
         <w:rPr>
-          <w:rFonts w:ascii="Arial" w:hAnsi="Arial"/>
+          <w:rFonts w:ascii="Aptos" w:hAnsi="Aptos"/>
           <w:b w:val="0"/>
           <w:i w:val="0"/>
           <w:color w:val="000000"/>
@@ -1220,7 +1230,7 @@
       </w:pPr>
       <w:r>
         <w:rPr>
-          <w:rFonts w:ascii="Arial" w:hAnsi="Arial"/>
+          <w:rFonts w:ascii="Aptos" w:hAnsi="Aptos"/>
           <w:b w:val="0"/>
           <w:i w:val="0"/>
           <w:color w:val="000000"/>
@@ -1235,7 +1245,7 @@
       </w:pPr>
       <w:r>
         <w:rPr>
-          <w:rFonts w:ascii="Arial" w:hAnsi="Arial"/>
+          <w:rFonts w:ascii="Aptos" w:hAnsi="Aptos"/>
           <w:b w:val="0"/>
           <w:i w:val="0"/>
           <w:color w:val="000000"/>
@@ -1250,7 +1260,7 @@
       </w:pPr>
       <w:r>
         <w:rPr>
-          <w:rFonts w:ascii="Arial" w:hAnsi="Arial"/>
+          <w:rFonts w:ascii="Aptos" w:hAnsi="Aptos"/>
           <w:b w:val="0"/>
           <w:i w:val="0"/>
           <w:color w:val="000000"/>
@@ -1265,7 +1275,7 @@
       </w:pPr>
       <w:r>
         <w:rPr>
-          <w:rFonts w:ascii="Arial" w:hAnsi="Arial"/>
+          <w:rFonts w:ascii="Aptos" w:hAnsi="Aptos"/>
           <w:b w:val="0"/>
           <w:i w:val="0"/>
           <w:color w:val="000000"/>
@@ -1280,7 +1290,7 @@
       </w:pPr>
       <w:r>
         <w:rPr>
-          <w:rFonts w:ascii="Arial" w:hAnsi="Arial"/>
+          <w:rFonts w:ascii="Aptos" w:hAnsi="Aptos"/>
           <w:b w:val="0"/>
           <w:i w:val="0"/>
           <w:color w:val="000000"/>
@@ -1295,7 +1305,7 @@
       </w:pPr>
       <w:r>
         <w:rPr>
-          <w:rFonts w:ascii="Arial" w:hAnsi="Arial"/>
+          <w:rFonts w:ascii="Aptos" w:hAnsi="Aptos"/>
           <w:b w:val="0"/>
           <w:i w:val="0"/>
           <w:color w:val="000000"/>
@@ -1310,7 +1320,7 @@
       </w:pPr>
       <w:r>
         <w:rPr>
-          <w:rFonts w:ascii="Arial" w:hAnsi="Arial"/>
+          <w:rFonts w:ascii="Aptos" w:hAnsi="Aptos"/>
           <w:b w:val="0"/>
           <w:i w:val="0"/>
           <w:color w:val="000000"/>
@@ -1325,7 +1335,7 @@
       </w:pPr>
       <w:r>
         <w:rPr>
-          <w:rFonts w:ascii="Arial" w:hAnsi="Arial"/>
+          <w:rFonts w:ascii="Aptos" w:hAnsi="Aptos"/>
           <w:b w:val="0"/>
           <w:i w:val="0"/>
           <w:color w:val="000000"/>
@@ -1340,7 +1350,7 @@
       </w:pPr>
       <w:r>
         <w:rPr>
-          <w:rFonts w:ascii="Arial" w:hAnsi="Arial"/>
+          <w:rFonts w:ascii="Aptos" w:hAnsi="Aptos"/>
           <w:b w:val="0"/>
           <w:i w:val="0"/>
           <w:color w:val="000000"/>
@@ -1355,7 +1365,7 @@
       </w:pPr>
       <w:r>
         <w:rPr>
-          <w:rFonts w:ascii="Arial" w:hAnsi="Arial"/>
+          <w:rFonts w:ascii="Aptos" w:hAnsi="Aptos"/>
           <w:b w:val="0"/>
           <w:i w:val="0"/>
           <w:color w:val="000000"/>
@@ -1370,7 +1380,7 @@
       </w:pPr>
       <w:r>
         <w:rPr>
-          <w:rFonts w:ascii="Arial" w:hAnsi="Arial"/>
+          <w:rFonts w:ascii="Aptos" w:hAnsi="Aptos"/>
           <w:b/>
           <w:i w:val="0"/>
           <w:color w:val="000000"/>
@@ -1385,7 +1395,7 @@
       </w:pPr>
       <w:r>
         <w:rPr>
-          <w:rFonts w:ascii="Arial" w:hAnsi="Arial"/>
+          <w:rFonts w:ascii="Aptos" w:hAnsi="Aptos"/>
           <w:b w:val="0"/>
           <w:i w:val="0"/>
           <w:color w:val="000000"/>
@@ -1400,7 +1410,7 @@
       </w:pPr>
       <w:r>
         <w:rPr>
-          <w:rFonts w:ascii="Arial" w:hAnsi="Arial"/>
+          <w:rFonts w:ascii="Aptos" w:hAnsi="Aptos"/>
           <w:b w:val="0"/>
           <w:i w:val="0"/>
           <w:color w:val="000000"/>
@@ -1415,7 +1425,7 @@
       </w:pPr>
       <w:r>
         <w:rPr>
-          <w:rFonts w:ascii="Arial" w:hAnsi="Arial"/>
+          <w:rFonts w:ascii="Aptos" w:hAnsi="Aptos"/>
           <w:b w:val="0"/>
           <w:i w:val="0"/>
           <w:color w:val="000000"/>
@@ -1430,7 +1440,7 @@
       </w:pPr>
       <w:r>
         <w:rPr>
-          <w:rFonts w:ascii="Arial" w:hAnsi="Arial"/>
+          <w:rFonts w:ascii="Aptos" w:hAnsi="Aptos"/>
           <w:b w:val="0"/>
           <w:i w:val="0"/>
           <w:color w:val="000000"/>
@@ -1445,7 +1455,7 @@
       </w:pPr>
       <w:r>
         <w:rPr>
-          <w:rFonts w:ascii="Arial" w:hAnsi="Arial"/>
+          <w:rFonts w:ascii="Aptos" w:hAnsi="Aptos"/>
           <w:b w:val="0"/>
           <w:i w:val="0"/>
           <w:color w:val="000000"/>
@@ -1460,7 +1470,7 @@
       </w:pPr>
       <w:r>
         <w:rPr>
-          <w:rFonts w:ascii="Arial" w:hAnsi="Arial"/>
+          <w:rFonts w:ascii="Aptos" w:hAnsi="Aptos"/>
           <w:b w:val="0"/>
           <w:i w:val="0"/>
           <w:color w:val="000000"/>
@@ -1475,7 +1485,7 @@
       </w:pPr>
       <w:r>
         <w:rPr>
-          <w:rFonts w:ascii="Arial" w:hAnsi="Arial"/>
+          <w:rFonts w:ascii="Aptos" w:hAnsi="Aptos"/>
           <w:b w:val="0"/>
           <w:i w:val="0"/>
           <w:color w:val="000000"/>
@@ -1490,7 +1500,7 @@
       </w:pPr>
       <w:r>
         <w:rPr>
-          <w:rFonts w:ascii="Arial" w:hAnsi="Arial"/>
+          <w:rFonts w:ascii="Aptos" w:hAnsi="Aptos"/>
           <w:b w:val="0"/>
           <w:i w:val="0"/>
           <w:color w:val="000000"/>
@@ -1505,7 +1515,7 @@
       </w:pPr>
       <w:r>
         <w:rPr>
-          <w:rFonts w:ascii="Arial" w:hAnsi="Arial"/>
+          <w:rFonts w:ascii="Aptos" w:hAnsi="Aptos"/>
           <w:b w:val="0"/>
           <w:i w:val="0"/>
           <w:color w:val="000000"/>
@@ -1520,7 +1530,7 @@
       </w:pPr>
       <w:r>
         <w:rPr>
-          <w:rFonts w:ascii="Arial" w:hAnsi="Arial"/>
+          <w:rFonts w:ascii="Aptos" w:hAnsi="Aptos"/>
           <w:b w:val="0"/>
           <w:i w:val="0"/>
           <w:color w:val="000000"/>
@@ -1535,7 +1545,7 @@
       </w:pPr>
       <w:r>
         <w:rPr>
-          <w:rFonts w:ascii="Arial" w:hAnsi="Arial"/>
+          <w:rFonts w:ascii="Aptos" w:hAnsi="Aptos"/>
           <w:b w:val="0"/>
           <w:i w:val="0"/>
           <w:color w:val="000000"/>
@@ -1550,7 +1560,7 @@
       </w:pPr>
       <w:r>
         <w:rPr>
-          <w:rFonts w:ascii="Arial" w:hAnsi="Arial"/>
+          <w:rFonts w:ascii="Aptos" w:hAnsi="Aptos"/>
           <w:b w:val="0"/>
           <w:i w:val="0"/>
           <w:color w:val="000000"/>
@@ -1565,7 +1575,7 @@
       </w:pPr>
       <w:r>
         <w:rPr>
-          <w:rFonts w:ascii="Arial" w:hAnsi="Arial"/>
+          <w:rFonts w:ascii="Aptos" w:hAnsi="Aptos"/>
           <w:b w:val="0"/>
           <w:i w:val="0"/>
           <w:color w:val="000000"/>
@@ -1580,7 +1590,7 @@
       </w:pPr>
       <w:r>
         <w:rPr>
-          <w:rFonts w:ascii="Arial" w:hAnsi="Arial"/>
+          <w:rFonts w:ascii="Aptos" w:hAnsi="Aptos"/>
           <w:b/>
           <w:i w:val="0"/>
           <w:color w:val="000000"/>
@@ -1595,7 +1605,7 @@
       </w:pPr>
       <w:r>
         <w:rPr>
-          <w:rFonts w:ascii="Arial" w:hAnsi="Arial"/>
+          <w:rFonts w:ascii="Aptos" w:hAnsi="Aptos"/>
           <w:b w:val="0"/>
           <w:i w:val="0"/>
           <w:color w:val="000000"/>
@@ -1610,7 +1620,7 @@
       </w:pPr>
       <w:r>
         <w:rPr>
-          <w:rFonts w:ascii="Arial" w:hAnsi="Arial"/>
+          <w:rFonts w:ascii="Aptos" w:hAnsi="Aptos"/>
           <w:b w:val="0"/>
           <w:i w:val="0"/>
           <w:color w:val="000000"/>
@@ -1625,7 +1635,7 @@
       </w:pPr>
       <w:r>
         <w:rPr>
-          <w:rFonts w:ascii="Arial" w:hAnsi="Arial"/>
+          <w:rFonts w:ascii="Aptos" w:hAnsi="Aptos"/>
           <w:b w:val="0"/>
           <w:i w:val="0"/>
           <w:color w:val="000000"/>
@@ -1640,7 +1650,7 @@
       </w:pPr>
       <w:r>
         <w:rPr>
-          <w:rFonts w:ascii="Arial" w:hAnsi="Arial"/>
+          <w:rFonts w:ascii="Aptos" w:hAnsi="Aptos"/>
           <w:b w:val="0"/>
           <w:i w:val="0"/>
           <w:color w:val="000000"/>
@@ -1655,7 +1665,7 @@
       </w:pPr>
       <w:r>
         <w:rPr>
-          <w:rFonts w:ascii="Arial" w:hAnsi="Arial"/>
+          <w:rFonts w:ascii="Aptos" w:hAnsi="Aptos"/>
           <w:b w:val="0"/>
           <w:i w:val="0"/>
           <w:color w:val="000000"/>
@@ -1670,7 +1680,7 @@
       </w:pPr>
       <w:r>
         <w:rPr>
-          <w:rFonts w:ascii="Arial" w:hAnsi="Arial"/>
+          <w:rFonts w:ascii="Aptos" w:hAnsi="Aptos"/>
           <w:b w:val="0"/>
           <w:i w:val="0"/>
           <w:color w:val="000000"/>
@@ -1685,7 +1695,7 @@
       </w:pPr>
       <w:r>
         <w:rPr>
-          <w:rFonts w:ascii="Arial" w:hAnsi="Arial"/>
+          <w:rFonts w:ascii="Aptos" w:hAnsi="Aptos"/>
           <w:b w:val="0"/>
           <w:i w:val="0"/>
           <w:color w:val="000000"/>
@@ -1700,7 +1710,7 @@
       </w:pPr>
       <w:r>
         <w:rPr>
-          <w:rFonts w:ascii="Arial" w:hAnsi="Arial"/>
+          <w:rFonts w:ascii="Aptos" w:hAnsi="Aptos"/>
           <w:b w:val="0"/>
           <w:i w:val="0"/>
           <w:color w:val="000000"/>
@@ -1715,7 +1725,7 @@
       </w:pPr>
       <w:r>
         <w:rPr>
-          <w:rFonts w:ascii="Arial" w:hAnsi="Arial"/>
+          <w:rFonts w:ascii="Aptos" w:hAnsi="Aptos"/>
           <w:b w:val="0"/>
           <w:i w:val="0"/>
           <w:color w:val="000000"/>
@@ -1730,7 +1740,7 @@
       </w:pPr>
       <w:r>
         <w:rPr>
-          <w:rFonts w:ascii="Arial" w:hAnsi="Arial"/>
+          <w:rFonts w:ascii="Aptos" w:hAnsi="Aptos"/>
           <w:b w:val="0"/>
           <w:i w:val="0"/>
           <w:color w:val="000000"/>
@@ -1745,7 +1755,7 @@
       </w:pPr>
       <w:r>
         <w:rPr>
-          <w:rFonts w:ascii="Arial" w:hAnsi="Arial"/>
+          <w:rFonts w:ascii="Aptos" w:hAnsi="Aptos"/>
           <w:b w:val="0"/>
           <w:i w:val="0"/>
           <w:color w:val="000000"/>
@@ -1760,7 +1770,7 @@
       </w:pPr>
       <w:r>
         <w:rPr>
-          <w:rFonts w:ascii="Arial" w:hAnsi="Arial"/>
+          <w:rFonts w:ascii="Aptos" w:hAnsi="Aptos"/>
           <w:b w:val="0"/>
           <w:i w:val="0"/>
           <w:color w:val="000000"/>
@@ -1775,7 +1785,7 @@
       </w:pPr>
       <w:r>
         <w:rPr>
-          <w:rFonts w:ascii="Arial" w:hAnsi="Arial"/>
+          <w:rFonts w:ascii="Aptos" w:hAnsi="Aptos"/>
           <w:b w:val="0"/>
           <w:i w:val="0"/>
           <w:color w:val="000000"/>
@@ -1790,7 +1800,7 @@
       </w:pPr>
       <w:r>
         <w:rPr>
-          <w:rFonts w:ascii="Arial" w:hAnsi="Arial"/>
+          <w:rFonts w:ascii="Aptos" w:hAnsi="Aptos"/>
           <w:b w:val="0"/>
           <w:i w:val="0"/>
           <w:color w:val="000000"/>
@@ -1805,7 +1815,7 @@
       </w:pPr>
       <w:r>
         <w:rPr>
-          <w:rFonts w:ascii="Arial" w:hAnsi="Arial"/>
+          <w:rFonts w:ascii="Aptos" w:hAnsi="Aptos"/>
           <w:b w:val="0"/>
           <w:i w:val="0"/>
           <w:color w:val="000000"/>
@@ -1820,7 +1830,7 @@
       </w:pPr>
       <w:r>
         <w:rPr>
-          <w:rFonts w:ascii="Arial" w:hAnsi="Arial"/>
+          <w:rFonts w:ascii="Aptos" w:hAnsi="Aptos"/>
           <w:b w:val="0"/>
           <w:i w:val="0"/>
           <w:color w:val="000000"/>
@@ -1835,7 +1845,7 @@
       </w:pPr>
       <w:r>
         <w:rPr>
-          <w:rFonts w:ascii="Arial" w:hAnsi="Arial"/>
+          <w:rFonts w:ascii="Aptos" w:hAnsi="Aptos"/>
           <w:b w:val="0"/>
           <w:i w:val="0"/>
           <w:color w:val="000000"/>
@@ -1850,7 +1860,7 @@
       </w:pPr>
       <w:r>
         <w:rPr>
-          <w:rFonts w:ascii="Arial" w:hAnsi="Arial"/>
+          <w:rFonts w:ascii="Aptos" w:hAnsi="Aptos"/>
           <w:b w:val="0"/>
           <w:i w:val="0"/>
           <w:color w:val="000000"/>
@@ -1865,7 +1875,7 @@
       </w:pPr>
       <w:r>
         <w:rPr>
-          <w:rFonts w:ascii="Arial" w:hAnsi="Arial"/>
+          <w:rFonts w:ascii="Aptos" w:hAnsi="Aptos"/>
           <w:b w:val="0"/>
           <w:i w:val="0"/>
           <w:color w:val="000000"/>
@@ -1880,7 +1890,7 @@
       </w:pPr>
       <w:r>
         <w:rPr>
-          <w:rFonts w:ascii="Arial" w:hAnsi="Arial"/>
+          <w:rFonts w:ascii="Aptos" w:hAnsi="Aptos"/>
           <w:b w:val="0"/>
           <w:i w:val="0"/>
           <w:color w:val="000000"/>
@@ -1895,7 +1905,7 @@
       </w:pPr>
       <w:r>
         <w:rPr>
-          <w:rFonts w:ascii="Arial" w:hAnsi="Arial"/>
+          <w:rFonts w:ascii="Aptos" w:hAnsi="Aptos"/>
           <w:b w:val="0"/>
           <w:i w:val="0"/>
           <w:color w:val="000000"/>
@@ -1910,7 +1920,7 @@
       </w:pPr>
       <w:r>
         <w:rPr>
-          <w:rFonts w:ascii="Arial" w:hAnsi="Arial"/>
+          <w:rFonts w:ascii="Aptos" w:hAnsi="Aptos"/>
           <w:b w:val="0"/>
           <w:i w:val="0"/>
           <w:color w:val="000000"/>
@@ -1925,7 +1935,7 @@
       </w:pPr>
       <w:r>
         <w:rPr>
-          <w:rFonts w:ascii="Arial" w:hAnsi="Arial"/>
+          <w:rFonts w:ascii="Aptos" w:hAnsi="Aptos"/>
           <w:b w:val="0"/>
           <w:i w:val="0"/>
           <w:color w:val="000000"/>
@@ -1940,7 +1950,7 @@
       </w:pPr>
       <w:r>
         <w:rPr>
-          <w:rFonts w:ascii="Arial" w:hAnsi="Arial"/>
+          <w:rFonts w:ascii="Aptos" w:hAnsi="Aptos"/>
           <w:b w:val="0"/>
           <w:i w:val="0"/>
           <w:color w:val="000000"/>
@@ -1955,7 +1965,7 @@
       </w:pPr>
       <w:r>
         <w:rPr>
-          <w:rFonts w:ascii="Arial" w:hAnsi="Arial"/>
+          <w:rFonts w:ascii="Aptos" w:hAnsi="Aptos"/>
           <w:b w:val="0"/>
           <w:i w:val="0"/>
           <w:color w:val="000000"/>
@@ -1970,7 +1980,7 @@
       </w:pPr>
       <w:r>
         <w:rPr>
-          <w:rFonts w:ascii="Arial" w:hAnsi="Arial"/>
+          <w:rFonts w:ascii="Aptos" w:hAnsi="Aptos"/>
           <w:b w:val="0"/>
           <w:i w:val="0"/>
           <w:color w:val="000000"/>
@@ -1985,7 +1995,7 @@
       </w:pPr>
       <w:r>
         <w:rPr>
-          <w:rFonts w:ascii="Arial" w:hAnsi="Arial"/>
+          <w:rFonts w:ascii="Aptos" w:hAnsi="Aptos"/>
           <w:b w:val="0"/>
           <w:i w:val="0"/>
           <w:color w:val="000000"/>
@@ -2000,7 +2010,7 @@
       </w:pPr>
       <w:r>
         <w:rPr>
-          <w:rFonts w:ascii="Arial" w:hAnsi="Arial"/>
+          <w:rFonts w:ascii="Aptos" w:hAnsi="Aptos"/>
           <w:b w:val="0"/>
           <w:i w:val="0"/>
           <w:color w:val="000000"/>
@@ -2030,7 +2040,7 @@
       </w:pPr>
       <w:r>
         <w:rPr>
-          <w:rFonts w:ascii="Arial" w:hAnsi="Arial"/>
+          <w:rFonts w:ascii="Aptos" w:hAnsi="Aptos"/>
           <w:b w:val="0"/>
           <w:i w:val="0"/>
           <w:color w:val="000000"/>
@@ -2045,13 +2055,33 @@
       </w:pPr>
       <w:r>
         <w:rPr>
-          <w:rFonts w:ascii="Arial" w:hAnsi="Arial"/>
+          <w:rFonts w:ascii="Aptos" w:hAnsi="Aptos"/>
           <w:b w:val="0"/>
           <w:i w:val="0"/>
           <w:color w:val="000000"/>
           <w:sz w:val="22"/>
         </w:rPr>
-        <w:t>Case Management Gaps</w:t>
+        <w:t>Case Management</w:t>
+      </w:r>
+      <w:r>
+        <w:rPr>
+          <w:rFonts w:ascii="Aptos" w:hAnsi="Aptos"/>
+          <w:b w:val="0"/>
+          <w:i w:val="0"/>
+          <w:color w:val="000000"/>
+          <w:sz w:val="22"/>
+        </w:rPr>
+        <w:t xml:space="preserve"> </w:t>
+      </w:r>
+      <w:r>
+        <w:rPr>
+          <w:rFonts w:ascii="Aptos" w:hAnsi="Aptos"/>
+          <w:b w:val="0"/>
+          <w:i w:val="0"/>
+          <w:color w:val="000000"/>
+          <w:sz w:val="22"/>
+        </w:rPr>
+        <w:t>Limitations</w:t>
       </w:r>
     </w:p>
     <w:p>
@@ -2060,7 +2090,7 @@
       </w:pPr>
       <w:r>
         <w:rPr>
-          <w:rFonts w:ascii="Arial" w:hAnsi="Arial"/>
+          <w:rFonts w:ascii="Aptos" w:hAnsi="Aptos"/>
           <w:b w:val="0"/>
           <w:i w:val="0"/>
           <w:color w:val="000000"/>
@@ -2075,7 +2105,7 @@
       </w:pPr>
       <w:r>
         <w:rPr>
-          <w:rFonts w:ascii="Arial" w:hAnsi="Arial"/>
+          <w:rFonts w:ascii="Aptos" w:hAnsi="Aptos"/>
           <w:b w:val="0"/>
           <w:i w:val="0"/>
           <w:color w:val="000000"/>
@@ -2090,7 +2120,7 @@
       </w:pPr>
       <w:r>
         <w:rPr>
-          <w:rFonts w:ascii="Arial" w:hAnsi="Arial"/>
+          <w:rFonts w:ascii="Aptos" w:hAnsi="Aptos"/>
           <w:b w:val="0"/>
           <w:i w:val="0"/>
           <w:color w:val="000000"/>
@@ -2105,7 +2135,7 @@
       </w:pPr>
       <w:r>
         <w:rPr>
-          <w:rFonts w:ascii="Arial" w:hAnsi="Arial"/>
+          <w:rFonts w:ascii="Aptos" w:hAnsi="Aptos"/>
           <w:b w:val="0"/>
           <w:i w:val="0"/>
           <w:color w:val="000000"/>
@@ -2120,7 +2150,7 @@
       </w:pPr>
       <w:r>
         <w:rPr>
-          <w:rFonts w:ascii="Arial" w:hAnsi="Arial"/>
+          <w:rFonts w:ascii="Aptos" w:hAnsi="Aptos"/>
           <w:b w:val="0"/>
           <w:i w:val="0"/>
           <w:color w:val="000000"/>
@@ -2135,7 +2165,7 @@
       </w:pPr>
       <w:r>
         <w:rPr>
-          <w:rFonts w:ascii="Arial" w:hAnsi="Arial"/>
+          <w:rFonts w:ascii="Aptos" w:hAnsi="Aptos"/>
           <w:b w:val="0"/>
           <w:i w:val="0"/>
           <w:color w:val="000000"/>
@@ -2150,7 +2180,7 @@
       </w:pPr>
       <w:r>
         <w:rPr>
-          <w:rFonts w:ascii="Arial" w:hAnsi="Arial"/>
+          <w:rFonts w:ascii="Aptos" w:hAnsi="Aptos"/>
           <w:b w:val="0"/>
           <w:i w:val="0"/>
           <w:color w:val="000000"/>
@@ -2165,7 +2195,7 @@
       </w:pPr>
       <w:r>
         <w:rPr>
-          <w:rFonts w:ascii="Arial" w:hAnsi="Arial"/>
+          <w:rFonts w:ascii="Aptos" w:hAnsi="Aptos"/>
           <w:b w:val="0"/>
           <w:i w:val="0"/>
           <w:color w:val="000000"/>
@@ -2180,7 +2210,7 @@
       </w:pPr>
       <w:r>
         <w:rPr>
-          <w:rFonts w:ascii="Arial" w:hAnsi="Arial"/>
+          <w:rFonts w:ascii="Aptos" w:hAnsi="Aptos"/>
           <w:b w:val="0"/>
           <w:i w:val="0"/>
           <w:color w:val="000000"/>
@@ -2195,7 +2225,7 @@
       </w:pPr>
       <w:r>
         <w:rPr>
-          <w:rFonts w:ascii="Arial" w:hAnsi="Arial"/>
+          <w:rFonts w:ascii="Aptos" w:hAnsi="Aptos"/>
           <w:b w:val="0"/>
           <w:i w:val="0"/>
           <w:color w:val="000000"/>
@@ -2210,7 +2240,7 @@
       </w:pPr>
       <w:r>
         <w:rPr>
-          <w:rFonts w:ascii="Arial" w:hAnsi="Arial"/>
+          <w:rFonts w:ascii="Aptos" w:hAnsi="Aptos"/>
           <w:b w:val="0"/>
           <w:i w:val="0"/>
           <w:color w:val="000000"/>
@@ -2225,7 +2255,7 @@
       </w:pPr>
       <w:r>
         <w:rPr>
-          <w:rFonts w:ascii="Arial" w:hAnsi="Arial"/>
+          <w:rFonts w:ascii="Aptos" w:hAnsi="Aptos"/>
           <w:b w:val="0"/>
           <w:i w:val="0"/>
           <w:color w:val="000000"/>
@@ -2240,7 +2270,7 @@
       </w:pPr>
       <w:r>
         <w:rPr>
-          <w:rFonts w:ascii="Arial" w:hAnsi="Arial"/>
+          <w:rFonts w:ascii="Aptos" w:hAnsi="Aptos"/>
           <w:b w:val="0"/>
           <w:i w:val="0"/>
           <w:color w:val="000000"/>
@@ -2255,7 +2285,7 @@
       </w:pPr>
       <w:r>
         <w:rPr>
-          <w:rFonts w:ascii="Arial" w:hAnsi="Arial"/>
+          <w:rFonts w:ascii="Aptos" w:hAnsi="Aptos"/>
           <w:b w:val="0"/>
           <w:i w:val="0"/>
           <w:color w:val="000000"/>
@@ -2270,7 +2300,7 @@
       </w:pPr>
       <w:r>
         <w:rPr>
-          <w:rFonts w:ascii="Arial" w:hAnsi="Arial"/>
+          <w:rFonts w:ascii="Aptos" w:hAnsi="Aptos"/>
           <w:b w:val="0"/>
           <w:i w:val="0"/>
           <w:color w:val="000000"/>
@@ -2285,7 +2315,7 @@
       </w:pPr>
       <w:r>
         <w:rPr>
-          <w:rFonts w:ascii="Arial" w:hAnsi="Arial"/>
+          <w:rFonts w:ascii="Aptos" w:hAnsi="Aptos"/>
           <w:b w:val="0"/>
           <w:i w:val="0"/>
           <w:color w:val="000000"/>
@@ -2300,7 +2330,7 @@
       </w:pPr>
       <w:r>
         <w:rPr>
-          <w:rFonts w:ascii="Arial" w:hAnsi="Arial"/>
+          <w:rFonts w:ascii="Aptos" w:hAnsi="Aptos"/>
           <w:b w:val="0"/>
           <w:i w:val="0"/>
           <w:color w:val="000000"/>
@@ -2315,7 +2345,67 @@
       </w:pPr>
       <w:r>
         <w:rPr>
-          <w:rFonts w:ascii="Arial" w:hAnsi="Arial"/>
+          <w:rFonts w:ascii="Aptos" w:hAnsi="Aptos"/>
+          <w:b w:val="0"/>
+          <w:i w:val="0"/>
+          <w:color w:val="000000"/>
+          <w:sz w:val="22"/>
+        </w:rPr>
+        <w:t>Multiple Systems</w:t>
+      </w:r>
+    </w:p>
+    <w:p>
+      <w:pPr>
+        <w:pStyle w:val="ListParagraph"/>
+      </w:pPr>
+      <w:r>
+        <w:rPr>
+          <w:rFonts w:ascii="Aptos" w:hAnsi="Aptos"/>
+          <w:b w:val="0"/>
+          <w:i w:val="0"/>
+          <w:color w:val="000000"/>
+          <w:sz w:val="22"/>
+        </w:rPr>
+        <w:t>Too Many Systems: Staff must use IPS, Camino, AS400, OnBase, GIS, Compliance Engine, spreadsheets, and other tools to complete a single workflow.</w:t>
+      </w:r>
+    </w:p>
+    <w:p>
+      <w:pPr>
+        <w:pStyle w:val="ListParagraph"/>
+      </w:pPr>
+      <w:r>
+        <w:rPr>
+          <w:rFonts w:ascii="Aptos" w:hAnsi="Aptos"/>
+          <w:b w:val="0"/>
+          <w:i w:val="0"/>
+          <w:color w:val="000000"/>
+          <w:sz w:val="22"/>
+        </w:rPr>
+        <w:t>Duplicate Data Entry: Information must be entered and verified across multiple applications.</w:t>
+      </w:r>
+    </w:p>
+    <w:p>
+      <w:pPr>
+        <w:pStyle w:val="ListParagraph"/>
+      </w:pPr>
+      <w:r>
+        <w:rPr>
+          <w:rFonts w:ascii="Aptos" w:hAnsi="Aptos"/>
+          <w:b w:val="0"/>
+          <w:i w:val="0"/>
+          <w:color w:val="000000"/>
+          <w:sz w:val="22"/>
+        </w:rPr>
+        <w:t>No Single Source of Truth: Property information is distributed across multiple databases.</w:t>
+      </w:r>
+    </w:p>
+    <w:p>
+      <w:pPr>
+        <w:pStyle w:val="ListParagraph"/>
+      </w:pPr>
+      <w:r>
+        <w:rPr>
+          <w:rFonts w:ascii="Aptos" w:hAnsi="Aptos"/>
           <w:b w:val="0"/>
           <w:i w:val="0"/>
           <w:color w:val="000000"/>
@@ -2330,67 +2420,7 @@
       </w:pPr>
       <w:r>
         <w:rPr>
-          <w:rFonts w:ascii="Arial" w:hAnsi="Arial"/>
-          <w:b w:val="0"/>
-          <w:i w:val="0"/>
-          <w:color w:val="000000"/>
-          <w:sz w:val="22"/>
-        </w:rPr>
-        <w:t>Multiple Systems</w:t>
-      </w:r>
-    </w:p>
-    <w:p>
-      <w:pPr>
-        <w:pStyle w:val="ListParagraph"/>
-      </w:pPr>
-      <w:r>
-        <w:rPr>
-          <w:rFonts w:ascii="Arial" w:hAnsi="Arial"/>
-          <w:b w:val="0"/>
-          <w:i w:val="0"/>
-          <w:color w:val="000000"/>
-          <w:sz w:val="22"/>
-        </w:rPr>
-        <w:t>Too Many Systems: Staff must use IPS, Camino, AS400, OnBase, GIS, Compliance Engine, spreadsheets, and other tools to complete a single workflow.</w:t>
-      </w:r>
-    </w:p>
-    <w:p>
-      <w:pPr>
-        <w:pStyle w:val="ListParagraph"/>
-      </w:pPr>
-      <w:r>
-        <w:rPr>
-          <w:rFonts w:ascii="Arial" w:hAnsi="Arial"/>
-          <w:b w:val="0"/>
-          <w:i w:val="0"/>
-          <w:color w:val="000000"/>
-          <w:sz w:val="22"/>
-        </w:rPr>
-        <w:t>Duplicate Data Entry: Information must be entered and verified across multiple applications.</w:t>
-      </w:r>
-    </w:p>
-    <w:p>
-      <w:pPr>
-        <w:pStyle w:val="ListParagraph"/>
-      </w:pPr>
-      <w:r>
-        <w:rPr>
-          <w:rFonts w:ascii="Arial" w:hAnsi="Arial"/>
-          <w:b w:val="0"/>
-          <w:i w:val="0"/>
-          <w:color w:val="000000"/>
-          <w:sz w:val="22"/>
-        </w:rPr>
-        <w:t>No Single Source of Truth: Property information is distributed across multiple databases.</w:t>
-      </w:r>
-    </w:p>
-    <w:p>
-      <w:pPr>
-        <w:pStyle w:val="ListParagraph"/>
-      </w:pPr>
-      <w:r>
-        <w:rPr>
-          <w:rFonts w:ascii="Arial" w:hAnsi="Arial"/>
+          <w:rFonts w:ascii="Aptos" w:hAnsi="Aptos"/>
           <w:b w:val="0"/>
           <w:i w:val="0"/>
           <w:color w:val="000000"/>
@@ -2405,7 +2435,7 @@
       </w:pPr>
       <w:r>
         <w:rPr>
-          <w:rFonts w:ascii="Arial" w:hAnsi="Arial"/>
+          <w:rFonts w:ascii="Aptos" w:hAnsi="Aptos"/>
           <w:b w:val="0"/>
           <w:i w:val="0"/>
           <w:color w:val="000000"/>
@@ -2420,7 +2450,7 @@
       </w:pPr>
       <w:r>
         <w:rPr>
-          <w:rFonts w:ascii="Arial" w:hAnsi="Arial"/>
+          <w:rFonts w:ascii="Aptos" w:hAnsi="Aptos"/>
           <w:b w:val="0"/>
           <w:i w:val="0"/>
           <w:color w:val="000000"/>
@@ -2435,7 +2465,7 @@
       </w:pPr>
       <w:r>
         <w:rPr>
-          <w:rFonts w:ascii="Arial" w:hAnsi="Arial"/>
+          <w:rFonts w:ascii="Aptos" w:hAnsi="Aptos"/>
           <w:b w:val="0"/>
           <w:i w:val="0"/>
           <w:color w:val="000000"/>
@@ -2450,7 +2480,7 @@
       </w:pPr>
       <w:r>
         <w:rPr>
-          <w:rFonts w:ascii="Arial" w:hAnsi="Arial"/>
+          <w:rFonts w:ascii="Aptos" w:hAnsi="Aptos"/>
           <w:b w:val="0"/>
           <w:i w:val="0"/>
           <w:color w:val="000000"/>
@@ -2465,7 +2495,7 @@
       </w:pPr>
       <w:r>
         <w:rPr>
-          <w:rFonts w:ascii="Arial" w:hAnsi="Arial"/>
+          <w:rFonts w:ascii="Aptos" w:hAnsi="Aptos"/>
           <w:b w:val="0"/>
           <w:i w:val="0"/>
           <w:color w:val="000000"/>
@@ -2480,7 +2510,7 @@
       </w:pPr>
       <w:r>
         <w:rPr>
-          <w:rFonts w:ascii="Arial" w:hAnsi="Arial"/>
+          <w:rFonts w:ascii="Aptos" w:hAnsi="Aptos"/>
           <w:b w:val="0"/>
           <w:i w:val="0"/>
           <w:color w:val="000000"/>
@@ -2495,7 +2525,7 @@
       </w:pPr>
       <w:r>
         <w:rPr>
-          <w:rFonts w:ascii="Arial" w:hAnsi="Arial"/>
+          <w:rFonts w:ascii="Aptos" w:hAnsi="Aptos"/>
           <w:b w:val="0"/>
           <w:i w:val="0"/>
           <w:color w:val="000000"/>
@@ -2510,7 +2540,7 @@
       </w:pPr>
       <w:r>
         <w:rPr>
-          <w:rFonts w:ascii="Arial" w:hAnsi="Arial"/>
+          <w:rFonts w:ascii="Aptos" w:hAnsi="Aptos"/>
           <w:b w:val="0"/>
           <w:i w:val="0"/>
           <w:color w:val="000000"/>
@@ -2525,7 +2555,7 @@
       </w:pPr>
       <w:r>
         <w:rPr>
-          <w:rFonts w:ascii="Arial" w:hAnsi="Arial"/>
+          <w:rFonts w:ascii="Aptos" w:hAnsi="Aptos"/>
           <w:b w:val="0"/>
           <w:i w:val="0"/>
           <w:color w:val="000000"/>
@@ -2540,7 +2570,7 @@
       </w:pPr>
       <w:r>
         <w:rPr>
-          <w:rFonts w:ascii="Arial" w:hAnsi="Arial"/>
+          <w:rFonts w:ascii="Aptos" w:hAnsi="Aptos"/>
           <w:b w:val="0"/>
           <w:i w:val="0"/>
           <w:color w:val="000000"/>
@@ -2555,7 +2585,7 @@
       </w:pPr>
       <w:r>
         <w:rPr>
-          <w:rFonts w:ascii="Arial" w:hAnsi="Arial"/>
+          <w:rFonts w:ascii="Aptos" w:hAnsi="Aptos"/>
           <w:b w:val="0"/>
           <w:i w:val="0"/>
           <w:color w:val="000000"/>
@@ -2585,7 +2615,7 @@
       </w:pPr>
       <w:r>
         <w:rPr>
-          <w:rFonts w:ascii="Arial" w:hAnsi="Arial"/>
+          <w:rFonts w:ascii="Aptos" w:hAnsi="Aptos"/>
           <w:b w:val="0"/>
           <w:i w:val="0"/>
           <w:color w:val="000000"/>
@@ -2600,13 +2630,23 @@
       </w:pPr>
       <w:r>
         <w:rPr>
-          <w:rFonts w:ascii="Arial" w:hAnsi="Arial"/>
+          <w:rFonts w:ascii="Aptos" w:hAnsi="Aptos"/>
+          <w:b w:val="0"/>
+          <w:i w:val="0"/>
+          <w:color w:val="000000"/>
+          <w:sz w:val="24"/>
+        </w:rPr>
+        <w:t xml:space="preserve">Improved </w:t>
+      </w:r>
+      <w:r>
+        <w:rPr>
+          <w:rFonts w:ascii="Aptos" w:hAnsi="Aptos"/>
           <w:b w:val="0"/>
           <w:i w:val="0"/>
           <w:color w:val="000000"/>
           <w:sz w:val="22"/>
         </w:rPr>
-        <w:t>Enhanced Case Management</w:t>
+        <w:t>Case Management</w:t>
       </w:r>
     </w:p>
     <w:p>
@@ -2615,7 +2655,7 @@
       </w:pPr>
       <w:r>
         <w:rPr>
-          <w:rFonts w:ascii="Arial" w:hAnsi="Arial"/>
+          <w:rFonts w:ascii="Aptos" w:hAnsi="Aptos"/>
           <w:b w:val="0"/>
           <w:i w:val="0"/>
           <w:color w:val="000000"/>
@@ -2630,7 +2670,7 @@
       </w:pPr>
       <w:r>
         <w:rPr>
-          <w:rFonts w:ascii="Arial" w:hAnsi="Arial"/>
+          <w:rFonts w:ascii="Aptos" w:hAnsi="Aptos"/>
           <w:b w:val="0"/>
           <w:i w:val="0"/>
           <w:color w:val="000000"/>
@@ -2645,7 +2685,7 @@
       </w:pPr>
       <w:r>
         <w:rPr>
-          <w:rFonts w:ascii="Arial" w:hAnsi="Arial"/>
+          <w:rFonts w:ascii="Aptos" w:hAnsi="Aptos"/>
           <w:b w:val="0"/>
           <w:i w:val="0"/>
           <w:color w:val="000000"/>
@@ -2660,7 +2700,7 @@
       </w:pPr>
       <w:r>
         <w:rPr>
-          <w:rFonts w:ascii="Arial" w:hAnsi="Arial"/>
+          <w:rFonts w:ascii="Aptos" w:hAnsi="Aptos"/>
           <w:b w:val="0"/>
           <w:i w:val="0"/>
           <w:color w:val="000000"/>
@@ -2675,7 +2715,7 @@
       </w:pPr>
       <w:r>
         <w:rPr>
-          <w:rFonts w:ascii="Arial" w:hAnsi="Arial"/>
+          <w:rFonts w:ascii="Aptos" w:hAnsi="Aptos"/>
           <w:b w:val="0"/>
           <w:i w:val="0"/>
           <w:color w:val="000000"/>
@@ -2690,7 +2730,7 @@
       </w:pPr>
       <w:r>
         <w:rPr>
-          <w:rFonts w:ascii="Arial" w:hAnsi="Arial"/>
+          <w:rFonts w:ascii="Aptos" w:hAnsi="Aptos"/>
           <w:b w:val="0"/>
           <w:i w:val="0"/>
           <w:color w:val="000000"/>
@@ -2705,7 +2745,7 @@
       </w:pPr>
       <w:r>
         <w:rPr>
-          <w:rFonts w:ascii="Arial" w:hAnsi="Arial"/>
+          <w:rFonts w:ascii="Aptos" w:hAnsi="Aptos"/>
           <w:b w:val="0"/>
           <w:i w:val="0"/>
           <w:color w:val="000000"/>
@@ -2720,7 +2760,7 @@
       </w:pPr>
       <w:r>
         <w:rPr>
-          <w:rFonts w:ascii="Arial" w:hAnsi="Arial"/>
+          <w:rFonts w:ascii="Aptos" w:hAnsi="Aptos"/>
           <w:b w:val="0"/>
           <w:i w:val="0"/>
           <w:color w:val="000000"/>
@@ -2735,7 +2775,7 @@
       </w:pPr>
       <w:r>
         <w:rPr>
-          <w:rFonts w:ascii="Arial" w:hAnsi="Arial"/>
+          <w:rFonts w:ascii="Aptos" w:hAnsi="Aptos"/>
           <w:b w:val="0"/>
           <w:i w:val="0"/>
           <w:color w:val="000000"/>
@@ -2750,7 +2790,7 @@
       </w:pPr>
       <w:r>
         <w:rPr>
-          <w:rFonts w:ascii="Arial" w:hAnsi="Arial"/>
+          <w:rFonts w:ascii="Aptos" w:hAnsi="Aptos"/>
           <w:b w:val="0"/>
           <w:i w:val="0"/>
           <w:color w:val="000000"/>
@@ -2765,7 +2805,7 @@
       </w:pPr>
       <w:r>
         <w:rPr>
-          <w:rFonts w:ascii="Arial" w:hAnsi="Arial"/>
+          <w:rFonts w:ascii="Aptos" w:hAnsi="Aptos"/>
           <w:b w:val="0"/>
           <w:i w:val="0"/>
           <w:color w:val="000000"/>
@@ -2780,7 +2820,7 @@
       </w:pPr>
       <w:r>
         <w:rPr>
-          <w:rFonts w:ascii="Arial" w:hAnsi="Arial"/>
+          <w:rFonts w:ascii="Aptos" w:hAnsi="Aptos"/>
           <w:b w:val="0"/>
           <w:i w:val="0"/>
           <w:color w:val="000000"/>
@@ -2795,7 +2835,7 @@
       </w:pPr>
       <w:r>
         <w:rPr>
-          <w:rFonts w:ascii="Arial" w:hAnsi="Arial"/>
+          <w:rFonts w:ascii="Aptos" w:hAnsi="Aptos"/>
           <w:b w:val="0"/>
           <w:i w:val="0"/>
           <w:color w:val="000000"/>
@@ -2810,7 +2850,7 @@
       </w:pPr>
       <w:r>
         <w:rPr>
-          <w:rFonts w:ascii="Arial" w:hAnsi="Arial"/>
+          <w:rFonts w:ascii="Aptos" w:hAnsi="Aptos"/>
           <w:b w:val="0"/>
           <w:i w:val="0"/>
           <w:color w:val="000000"/>
@@ -2825,7 +2865,7 @@
       </w:pPr>
       <w:r>
         <w:rPr>
-          <w:rFonts w:ascii="Arial" w:hAnsi="Arial"/>
+          <w:rFonts w:ascii="Aptos" w:hAnsi="Aptos"/>
           <w:b w:val="0"/>
           <w:i w:val="0"/>
           <w:color w:val="000000"/>
@@ -2840,7 +2880,7 @@
       </w:pPr>
       <w:r>
         <w:rPr>
-          <w:rFonts w:ascii="Arial" w:hAnsi="Arial"/>
+          <w:rFonts w:ascii="Aptos" w:hAnsi="Aptos"/>
           <w:b w:val="0"/>
           <w:i w:val="0"/>
           <w:color w:val="000000"/>
@@ -2855,7 +2895,292 @@
       </w:pPr>
       <w:r>
         <w:rPr>
-          <w:rFonts w:ascii="Arial" w:hAnsi="Arial"/>
+          <w:rFonts w:ascii="Aptos" w:hAnsi="Aptos"/>
+          <w:b w:val="0"/>
+          <w:i w:val="0"/>
+          <w:color w:val="000000"/>
+          <w:sz w:val="22"/>
+        </w:rPr>
+        <w:t>System Consolidation</w:t>
+      </w:r>
+    </w:p>
+    <w:p>
+      <w:pPr>
+        <w:pStyle w:val="ListParagraph"/>
+      </w:pPr>
+      <w:r>
+        <w:rPr>
+          <w:rFonts w:ascii="Aptos" w:hAnsi="Aptos"/>
+          <w:b w:val="0"/>
+          <w:i w:val="0"/>
+          <w:color w:val="000000"/>
+          <w:sz w:val="22"/>
+        </w:rPr>
+        <w:t>Centralized Platform: Reduce reliance on multiple systems.</w:t>
+      </w:r>
+    </w:p>
+    <w:p>
+      <w:pPr>
+        <w:pStyle w:val="ListParagraph"/>
+      </w:pPr>
+      <w:r>
+        <w:rPr>
+          <w:rFonts w:ascii="Aptos" w:hAnsi="Aptos"/>
+          <w:b w:val="0"/>
+          <w:i w:val="0"/>
+          <w:color w:val="000000"/>
+          <w:sz w:val="22"/>
+        </w:rPr>
+        <w:t>Unified Database: Consolidate IPS, Camino, AS400, OnBase, GIS, and historical records.</w:t>
+      </w:r>
+    </w:p>
+    <w:p>
+      <w:pPr>
+        <w:pStyle w:val="ListParagraph"/>
+      </w:pPr>
+      <w:r>
+        <w:rPr>
+          <w:rFonts w:ascii="Aptos" w:hAnsi="Aptos"/>
+          <w:b w:val="0"/>
+          <w:i w:val="0"/>
+          <w:color w:val="000000"/>
+          <w:sz w:val="22"/>
+        </w:rPr>
+        <w:t>Enterprise Data Management: Establish a single source of truth for all property information.</w:t>
+      </w:r>
+    </w:p>
+    <w:p>
+      <w:pPr>
+        <w:pStyle w:val="ListParagraph"/>
+      </w:pPr>
+      <w:r>
+        <w:rPr>
+          <w:rFonts w:ascii="Aptos" w:hAnsi="Aptos"/>
+          <w:b w:val="0"/>
+          <w:i w:val="0"/>
+          <w:color w:val="000000"/>
+          <w:sz w:val="22"/>
+        </w:rPr>
+        <w:t>GIS Integration</w:t>
+      </w:r>
+    </w:p>
+    <w:p>
+      <w:pPr>
+        <w:pStyle w:val="ListParagraph"/>
+      </w:pPr>
+      <w:r>
+        <w:rPr>
+          <w:rFonts w:ascii="Aptos" w:hAnsi="Aptos"/>
+          <w:b w:val="0"/>
+          <w:i w:val="0"/>
+          <w:color w:val="000000"/>
+          <w:sz w:val="22"/>
+        </w:rPr>
+        <w:t>Enterprise GIS Connectivity: Direct integration with County GIS and parcel data.</w:t>
+      </w:r>
+    </w:p>
+    <w:p>
+      <w:pPr>
+        <w:pStyle w:val="ListParagraph"/>
+      </w:pPr>
+      <w:r>
+        <w:rPr>
+          <w:rFonts w:ascii="Aptos" w:hAnsi="Aptos"/>
+          <w:b w:val="0"/>
+          <w:i w:val="0"/>
+          <w:color w:val="000000"/>
+          <w:sz w:val="22"/>
+        </w:rPr>
+        <w:t>Parcel-Centric Design: Build workflows around parcel-level information.</w:t>
+      </w:r>
+    </w:p>
+    <w:p>
+      <w:pPr>
+        <w:pStyle w:val="ListParagraph"/>
+      </w:pPr>
+      <w:r>
+        <w:rPr>
+          <w:rFonts w:ascii="Aptos" w:hAnsi="Aptos"/>
+          <w:b w:val="0"/>
+          <w:i w:val="0"/>
+          <w:color w:val="000000"/>
+          <w:sz w:val="22"/>
+        </w:rPr>
+        <w:t>Artificial Intelligence</w:t>
+      </w:r>
+    </w:p>
+    <w:p>
+      <w:pPr>
+        <w:pStyle w:val="ListParagraph"/>
+      </w:pPr>
+      <w:r>
+        <w:rPr>
+          <w:rFonts w:ascii="Aptos" w:hAnsi="Aptos"/>
+          <w:b w:val="0"/>
+          <w:i w:val="0"/>
+          <w:color w:val="000000"/>
+          <w:sz w:val="22"/>
+        </w:rPr>
+        <w:t>AI-Assisted Research: Use AI to locate related properties, permits, violations, and ownership information.</w:t>
+      </w:r>
+    </w:p>
+    <w:p>
+      <w:pPr>
+        <w:pStyle w:val="ListParagraph"/>
+      </w:pPr>
+      <w:r>
+        <w:rPr>
+          <w:rFonts w:ascii="Aptos" w:hAnsi="Aptos"/>
+          <w:b w:val="0"/>
+          <w:i w:val="0"/>
+          <w:color w:val="000000"/>
+          <w:sz w:val="22"/>
+        </w:rPr>
+        <w:t>AI Reporting: Automatically generate summaries and trend analysis.</w:t>
+      </w:r>
+    </w:p>
+    <w:p>
+      <w:pPr>
+        <w:pStyle w:val="ListParagraph"/>
+      </w:pPr>
+      <w:r>
+        <w:rPr>
+          <w:rFonts w:ascii="Aptos" w:hAnsi="Aptos"/>
+          <w:b w:val="0"/>
+          <w:i w:val="0"/>
+          <w:color w:val="000000"/>
+          <w:sz w:val="22"/>
+        </w:rPr>
+        <w:t>AI Data Discovery: Improve access to historical information and records.</w:t>
+      </w:r>
+    </w:p>
+    <w:p>
+      <w:pPr>
+        <w:pStyle w:val="ListParagraph"/>
+      </w:pPr>
+      <w:r>
+        <w:rPr>
+          <w:rFonts w:ascii="Aptos" w:hAnsi="Aptos"/>
+          <w:b w:val="0"/>
+          <w:i w:val="0"/>
+          <w:color w:val="000000"/>
+          <w:sz w:val="22"/>
+        </w:rPr>
+        <w:t>Mobile &amp; Cloud Capabilities</w:t>
+      </w:r>
+    </w:p>
+    <w:p>
+      <w:pPr>
+        <w:pStyle w:val="ListParagraph"/>
+      </w:pPr>
+      <w:r>
+        <w:rPr>
+          <w:rFonts w:ascii="Aptos" w:hAnsi="Aptos"/>
+          <w:b w:val="0"/>
+          <w:i w:val="0"/>
+          <w:color w:val="000000"/>
+          <w:sz w:val="22"/>
+        </w:rPr>
+        <w:t>Cloud-Based Access: Allow users to access information from anywhere.</w:t>
+      </w:r>
+    </w:p>
+    <w:p>
+      <w:pPr>
+        <w:pStyle w:val="ListParagraph"/>
+      </w:pPr>
+      <w:r>
+        <w:rPr>
+          <w:rFonts w:ascii="Aptos" w:hAnsi="Aptos"/>
+          <w:b w:val="0"/>
+          <w:i w:val="0"/>
+          <w:color w:val="000000"/>
+          <w:sz w:val="22"/>
+        </w:rPr>
+        <w:t>Mobile Functionality: Support field-based work from phones and tablets.</w:t>
+      </w:r>
+    </w:p>
+    <w:p>
+      <w:pPr>
+        <w:pStyle w:val="ListParagraph"/>
+      </w:pPr>
+      <w:r>
+        <w:rPr>
+          <w:rFonts w:ascii="Aptos" w:hAnsi="Aptos"/>
+          <w:b w:val="0"/>
+          <w:i w:val="0"/>
+          <w:color w:val="000000"/>
+          <w:sz w:val="22"/>
+        </w:rPr>
+        <w:t>Real-Time Updates: Ensure information is immediately available across departments.</w:t>
+      </w:r>
+    </w:p>
+    <w:p>
+      <w:pPr>
+        <w:pStyle w:val="ListParagraph"/>
+      </w:pPr>
+      <w:r>
+        <w:rPr>
+          <w:rFonts w:ascii="Aptos" w:hAnsi="Aptos"/>
+          <w:b w:val="0"/>
+          <w:i w:val="0"/>
+          <w:color w:val="000000"/>
+          <w:sz w:val="22"/>
+        </w:rPr>
+        <w:t>Integration &amp; Collaboration</w:t>
+      </w:r>
+    </w:p>
+    <w:p>
+      <w:pPr>
+        <w:pStyle w:val="ListParagraph"/>
+      </w:pPr>
+      <w:r>
+        <w:rPr>
+          <w:rFonts w:ascii="Aptos" w:hAnsi="Aptos"/>
+          <w:b w:val="0"/>
+          <w:i w:val="0"/>
+          <w:color w:val="000000"/>
+          <w:sz w:val="22"/>
+        </w:rPr>
+        <w:t>Cross-Department Visibility: Shared access for Code Enforcement, Fire, Zoning, BAA, Law, and Permits.</w:t>
+      </w:r>
+    </w:p>
+    <w:p>
+      <w:pPr>
+        <w:pStyle w:val="ListParagraph"/>
+      </w:pPr>
+      <w:r>
+        <w:rPr>
+          <w:rFonts w:ascii="Aptos" w:hAnsi="Aptos"/>
+          <w:b w:val="0"/>
+          <w:i w:val="0"/>
+          <w:color w:val="000000"/>
+          <w:sz w:val="22"/>
+        </w:rPr>
+        <w:t>Improved Workflow Integration: Eliminate duplicate work and disconnected processes.</w:t>
+      </w:r>
+    </w:p>
+    <w:p>
+      <w:pPr>
+        <w:pStyle w:val="ListParagraph"/>
+      </w:pPr>
+      <w:r>
+        <w:rPr>
+          <w:rFonts w:ascii="Aptos" w:hAnsi="Aptos"/>
+          <w:b w:val="0"/>
+          <w:i w:val="0"/>
+          <w:color w:val="000000"/>
+          <w:sz w:val="22"/>
+        </w:rPr>
+        <w:t>Historical Data Migration: Consolidate microfiche, scanned records, shared drives, and legacy systems into a single environment.</w:t>
+      </w:r>
+    </w:p>
+    <w:p>
+      <w:pPr>
+        <w:pStyle w:val="ListParagraph"/>
+      </w:pPr>
+      <w:r>
+        <w:rPr>
+          <w:rFonts w:ascii="Aptos" w:hAnsi="Aptos"/>
           <w:b w:val="0"/>
           <w:i w:val="0"/>
           <w:color w:val="000000"/>
@@ -2870,292 +3195,7 @@
       </w:pPr>
       <w:r>
         <w:rPr>
-          <w:rFonts w:ascii="Arial" w:hAnsi="Arial"/>
-          <w:b w:val="0"/>
-          <w:i w:val="0"/>
-          <w:color w:val="000000"/>
-          <w:sz w:val="22"/>
-        </w:rPr>
-        <w:t>System Consolidation</w:t>
-      </w:r>
-    </w:p>
-    <w:p>
-      <w:pPr>
-        <w:pStyle w:val="ListParagraph"/>
-      </w:pPr>
-      <w:r>
-        <w:rPr>
-          <w:rFonts w:ascii="Arial" w:hAnsi="Arial"/>
-          <w:b w:val="0"/>
-          <w:i w:val="0"/>
-          <w:color w:val="000000"/>
-          <w:sz w:val="22"/>
-        </w:rPr>
-        <w:t>Centralized Platform: Reduce reliance on multiple systems.</w:t>
-      </w:r>
-    </w:p>
-    <w:p>
-      <w:pPr>
-        <w:pStyle w:val="ListParagraph"/>
-      </w:pPr>
-      <w:r>
-        <w:rPr>
-          <w:rFonts w:ascii="Arial" w:hAnsi="Arial"/>
-          <w:b w:val="0"/>
-          <w:i w:val="0"/>
-          <w:color w:val="000000"/>
-          <w:sz w:val="22"/>
-        </w:rPr>
-        <w:t>Unified Database: Consolidate IPS, Camino, AS400, OnBase, GIS, and historical records.</w:t>
-      </w:r>
-    </w:p>
-    <w:p>
-      <w:pPr>
-        <w:pStyle w:val="ListParagraph"/>
-      </w:pPr>
-      <w:r>
-        <w:rPr>
-          <w:rFonts w:ascii="Arial" w:hAnsi="Arial"/>
-          <w:b w:val="0"/>
-          <w:i w:val="0"/>
-          <w:color w:val="000000"/>
-          <w:sz w:val="22"/>
-        </w:rPr>
-        <w:t>Enterprise Data Management: Establish a single source of truth for all property information.</w:t>
-      </w:r>
-    </w:p>
-    <w:p>
-      <w:pPr>
-        <w:pStyle w:val="ListParagraph"/>
-      </w:pPr>
-      <w:r>
-        <w:rPr>
-          <w:rFonts w:ascii="Arial" w:hAnsi="Arial"/>
-          <w:b w:val="0"/>
-          <w:i w:val="0"/>
-          <w:color w:val="000000"/>
-          <w:sz w:val="22"/>
-        </w:rPr>
-        <w:t>GIS Integration</w:t>
-      </w:r>
-    </w:p>
-    <w:p>
-      <w:pPr>
-        <w:pStyle w:val="ListParagraph"/>
-      </w:pPr>
-      <w:r>
-        <w:rPr>
-          <w:rFonts w:ascii="Arial" w:hAnsi="Arial"/>
-          <w:b w:val="0"/>
-          <w:i w:val="0"/>
-          <w:color w:val="000000"/>
-          <w:sz w:val="22"/>
-        </w:rPr>
-        <w:t>Enterprise GIS Connectivity: Direct integration with County GIS and parcel data.</w:t>
-      </w:r>
-    </w:p>
-    <w:p>
-      <w:pPr>
-        <w:pStyle w:val="ListParagraph"/>
-      </w:pPr>
-      <w:r>
-        <w:rPr>
-          <w:rFonts w:ascii="Arial" w:hAnsi="Arial"/>
-          <w:b w:val="0"/>
-          <w:i w:val="0"/>
-          <w:color w:val="000000"/>
-          <w:sz w:val="22"/>
-        </w:rPr>
-        <w:t>Parcel-Centric Design: Build workflows around parcel-level information.</w:t>
-      </w:r>
-    </w:p>
-    <w:p>
-      <w:pPr>
-        <w:pStyle w:val="ListParagraph"/>
-      </w:pPr>
-      <w:r>
-        <w:rPr>
-          <w:rFonts w:ascii="Arial" w:hAnsi="Arial"/>
-          <w:b w:val="0"/>
-          <w:i w:val="0"/>
-          <w:color w:val="000000"/>
-          <w:sz w:val="22"/>
-        </w:rPr>
-        <w:t>Artificial Intelligence</w:t>
-      </w:r>
-    </w:p>
-    <w:p>
-      <w:pPr>
-        <w:pStyle w:val="ListParagraph"/>
-      </w:pPr>
-      <w:r>
-        <w:rPr>
-          <w:rFonts w:ascii="Arial" w:hAnsi="Arial"/>
-          <w:b w:val="0"/>
-          <w:i w:val="0"/>
-          <w:color w:val="000000"/>
-          <w:sz w:val="22"/>
-        </w:rPr>
-        <w:t>AI-Assisted Research: Use AI to locate related properties, permits, violations, and ownership information.</w:t>
-      </w:r>
-    </w:p>
-    <w:p>
-      <w:pPr>
-        <w:pStyle w:val="ListParagraph"/>
-      </w:pPr>
-      <w:r>
-        <w:rPr>
-          <w:rFonts w:ascii="Arial" w:hAnsi="Arial"/>
-          <w:b w:val="0"/>
-          <w:i w:val="0"/>
-          <w:color w:val="000000"/>
-          <w:sz w:val="22"/>
-        </w:rPr>
-        <w:t>AI Reporting: Automatically generate summaries and trend analysis.</w:t>
-      </w:r>
-    </w:p>
-    <w:p>
-      <w:pPr>
-        <w:pStyle w:val="ListParagraph"/>
-      </w:pPr>
-      <w:r>
-        <w:rPr>
-          <w:rFonts w:ascii="Arial" w:hAnsi="Arial"/>
-          <w:b w:val="0"/>
-          <w:i w:val="0"/>
-          <w:color w:val="000000"/>
-          <w:sz w:val="22"/>
-        </w:rPr>
-        <w:t>AI Data Discovery: Improve access to historical information and records.</w:t>
-      </w:r>
-    </w:p>
-    <w:p>
-      <w:pPr>
-        <w:pStyle w:val="ListParagraph"/>
-      </w:pPr>
-      <w:r>
-        <w:rPr>
-          <w:rFonts w:ascii="Arial" w:hAnsi="Arial"/>
-          <w:b w:val="0"/>
-          <w:i w:val="0"/>
-          <w:color w:val="000000"/>
-          <w:sz w:val="22"/>
-        </w:rPr>
-        <w:t>Mobile &amp; Cloud Capabilities</w:t>
-      </w:r>
-    </w:p>
-    <w:p>
-      <w:pPr>
-        <w:pStyle w:val="ListParagraph"/>
-      </w:pPr>
-      <w:r>
-        <w:rPr>
-          <w:rFonts w:ascii="Arial" w:hAnsi="Arial"/>
-          <w:b w:val="0"/>
-          <w:i w:val="0"/>
-          <w:color w:val="000000"/>
-          <w:sz w:val="22"/>
-        </w:rPr>
-        <w:t>Cloud-Based Access: Allow users to access information from anywhere.</w:t>
-      </w:r>
-    </w:p>
-    <w:p>
-      <w:pPr>
-        <w:pStyle w:val="ListParagraph"/>
-      </w:pPr>
-      <w:r>
-        <w:rPr>
-          <w:rFonts w:ascii="Arial" w:hAnsi="Arial"/>
-          <w:b w:val="0"/>
-          <w:i w:val="0"/>
-          <w:color w:val="000000"/>
-          <w:sz w:val="22"/>
-        </w:rPr>
-        <w:t>Mobile Functionality: Support field-based work from phones and tablets.</w:t>
-      </w:r>
-    </w:p>
-    <w:p>
-      <w:pPr>
-        <w:pStyle w:val="ListParagraph"/>
-      </w:pPr>
-      <w:r>
-        <w:rPr>
-          <w:rFonts w:ascii="Arial" w:hAnsi="Arial"/>
-          <w:b w:val="0"/>
-          <w:i w:val="0"/>
-          <w:color w:val="000000"/>
-          <w:sz w:val="22"/>
-        </w:rPr>
-        <w:t>Real-Time Updates: Ensure information is immediately available across departments.</w:t>
-      </w:r>
-    </w:p>
-    <w:p>
-      <w:pPr>
-        <w:pStyle w:val="ListParagraph"/>
-      </w:pPr>
-      <w:r>
-        <w:rPr>
-          <w:rFonts w:ascii="Arial" w:hAnsi="Arial"/>
-          <w:b w:val="0"/>
-          <w:i w:val="0"/>
-          <w:color w:val="000000"/>
-          <w:sz w:val="22"/>
-        </w:rPr>
-        <w:t>Integration &amp; Collaboration</w:t>
-      </w:r>
-    </w:p>
-    <w:p>
-      <w:pPr>
-        <w:pStyle w:val="ListParagraph"/>
-      </w:pPr>
-      <w:r>
-        <w:rPr>
-          <w:rFonts w:ascii="Arial" w:hAnsi="Arial"/>
-          <w:b w:val="0"/>
-          <w:i w:val="0"/>
-          <w:color w:val="000000"/>
-          <w:sz w:val="22"/>
-        </w:rPr>
-        <w:t>Cross-Department Visibility: Shared access for Code Enforcement, Fire, Zoning, BAA, Law, and Permits.</w:t>
-      </w:r>
-    </w:p>
-    <w:p>
-      <w:pPr>
-        <w:pStyle w:val="ListParagraph"/>
-      </w:pPr>
-      <w:r>
-        <w:rPr>
-          <w:rFonts w:ascii="Arial" w:hAnsi="Arial"/>
-          <w:b w:val="0"/>
-          <w:i w:val="0"/>
-          <w:color w:val="000000"/>
-          <w:sz w:val="22"/>
-        </w:rPr>
-        <w:t>Improved Workflow Integration: Eliminate duplicate work and disconnected processes.</w:t>
-      </w:r>
-    </w:p>
-    <w:p>
-      <w:pPr>
-        <w:pStyle w:val="ListParagraph"/>
-      </w:pPr>
-      <w:r>
-        <w:rPr>
-          <w:rFonts w:ascii="Arial" w:hAnsi="Arial"/>
-          <w:b w:val="0"/>
-          <w:i w:val="0"/>
-          <w:color w:val="000000"/>
-          <w:sz w:val="22"/>
-        </w:rPr>
-        <w:t>Historical Data Migration: Consolidate microfiche, scanned records, shared drives, and legacy systems into a single environment.</w:t>
-      </w:r>
-    </w:p>
-    <w:p>
-      <w:pPr>
-        <w:pStyle w:val="ListParagraph"/>
-      </w:pPr>
-      <w:r>
-        <w:rPr>
-          <w:rFonts w:ascii="Arial" w:hAnsi="Arial"/>
+          <w:rFonts w:ascii="Aptos" w:hAnsi="Aptos"/>
           <w:b w:val="0"/>
           <w:i w:val="0"/>
           <w:color w:val="000000"/>
@@ -3170,7 +3210,7 @@
       </w:pPr>
       <w:r>
         <w:rPr>
-          <w:rFonts w:ascii="Arial" w:hAnsi="Arial"/>
+          <w:rFonts w:ascii="Aptos" w:hAnsi="Aptos"/>
           <w:b w:val="0"/>
           <w:i w:val="0"/>
           <w:color w:val="000000"/>
@@ -3185,7 +3225,7 @@
       </w:pPr>
       <w:r>
         <w:rPr>
-          <w:rFonts w:ascii="Arial" w:hAnsi="Arial"/>
+          <w:rFonts w:ascii="Aptos" w:hAnsi="Aptos"/>
           <w:b w:val="0"/>
           <w:i w:val="0"/>
           <w:color w:val="000000"/>
@@ -3200,7 +3240,7 @@
       </w:pPr>
       <w:r>
         <w:rPr>
-          <w:rFonts w:ascii="Arial" w:hAnsi="Arial"/>
+          <w:rFonts w:ascii="Aptos" w:hAnsi="Aptos"/>
           <w:b w:val="0"/>
           <w:i w:val="0"/>
           <w:color w:val="000000"/>
@@ -3213,7 +3253,7 @@
       <w:pPr/>
       <w:r>
         <w:rPr>
-          <w:rFonts w:ascii="Arial" w:hAnsi="Arial"/>
+          <w:rFonts w:ascii="Aptos" w:hAnsi="Aptos"/>
           <w:b w:val="0"/>
           <w:i w:val="0"/>
           <w:color w:val="000000"/>

--- a/round1/output/docx_sections/DOCE Supervisors.docx
+++ b/round1/output/docx_sections/DOCE Supervisors.docx
@@ -2606,7 +2606,17 @@
           <w:color w:val="0F4761"/>
           <w:sz w:val="28"/>
         </w:rPr>
-        <w:t>Expectations:</w:t>
+        <w:t>Expect</w:t>
+      </w:r>
+      <w:r>
+        <w:rPr>
+          <w:rFonts w:ascii="Aptos" w:hAnsi="Aptos"/>
+          <w:b w:val="0"/>
+          <w:i w:val="0"/>
+          <w:color w:val="0F4761"/>
+          <w:sz w:val="28"/>
+        </w:rPr>
+        <w:t>ation:</w:t>
       </w:r>
     </w:p>
     <w:p>
